--- a/Documents/SRS_PF.docx
+++ b/Documents/SRS_PF.docx
@@ -928,7 +928,7 @@
       <w:bookmarkStart w:id="0" w:name="_Toc175603150"/>
       <w:r>
         <w:lastRenderedPageBreak/>
-        <w:t>Student Name: Onthatile Mashego</w:t>
+        <w:t xml:space="preserve">Student Name: Onthatile </w:t>
       </w:r>
     </w:p>
     <w:p>
@@ -9790,7 +9790,6 @@
     <w:sig w:usb0="E4002EFF" w:usb1="C000E47F" w:usb2="00000009" w:usb3="00000000" w:csb0="000001FF" w:csb1="00000000"/>
   </w:font>
   <w:font w:name="MS Mincho">
-    <w:altName w:val="ＭＳ 明朝"/>
     <w:panose1 w:val="02020609040205080304"/>
     <w:charset w:val="80"/>
     <w:family w:val="modern"/>
@@ -9894,6 +9893,7 @@
     <w:rsid w:val="005542D5"/>
     <w:rsid w:val="00564B35"/>
     <w:rsid w:val="00594A37"/>
+    <w:rsid w:val="005D1117"/>
     <w:rsid w:val="005F67C6"/>
     <w:rsid w:val="006942FA"/>
     <w:rsid w:val="006C5499"/>
@@ -9965,6 +9965,7 @@
     <w:rsid w:val="00ED348A"/>
     <w:rsid w:val="00EE3417"/>
     <w:rsid w:val="00EF2282"/>
+    <w:rsid w:val="00EF68C8"/>
     <w:rsid w:val="00F13C07"/>
     <w:rsid w:val="00F4318A"/>
     <w:rsid w:val="00F734EC"/>
